--- a/reference/영어_12시제_정리표_검수본.docx
+++ b/reference/영어_12시제_정리표_검수본.docx
@@ -27,7 +27,7 @@
       <w:r>
         <w:rPr>
           <w:rFonts w:ascii="맑은 고딕" w:cs="맑은 고딕" w:eastAsia="맑은 고딕" w:hAnsi="맑은 고딕"/>
-          <w:color w:val="595959"/>
+          <w:color w:val="auto"/>
           <w:sz w:val="20"/>
           <w:szCs w:val="20"/>
         </w:rPr>
@@ -44,7 +44,7 @@
           <w:rFonts w:ascii="맑은 고딕" w:cs="맑은 고딕" w:eastAsia="맑은 고딕" w:hAnsi="맑은 고딕"/>
           <w:b/>
           <w:bCs/>
-          <w:color w:val="1F3864"/>
+          <w:color w:val="auto"/>
         </w:rPr>
         <w:t xml:space="preserve">검수 요약</w:t>
       </w:r>
@@ -167,7 +167,7 @@
           <w:rFonts w:ascii="맑은 고딕" w:cs="맑은 고딕" w:eastAsia="맑은 고딕" w:hAnsi="맑은 고딕"/>
           <w:b/>
           <w:bCs/>
-          <w:color w:val="1F3864"/>
+          <w:color w:val="auto"/>
         </w:rPr>
         <w:t xml:space="preserve">평서문 (원본 표 제목은 '긍정문'이 아니라 '평서문'입니다)</w:t>
       </w:r>
@@ -196,27 +196,27 @@
         <w:tc>
           <w:tcPr>
             <w:tcW w:type="dxa" w:w="1600"/>
-            <w:shd w:fill="2F5496" w:val="clear"/>
-            <w:tcMar>
-              <w:top w:type="dxa" w:w="80"/>
-              <w:left w:type="dxa" w:w="120"/>
-              <w:bottom w:type="dxa" w:w="80"/>
-              <w:right w:type="dxa" w:w="120"/>
-            </w:tcMar>
-            <w:vAlign w:val="center"/>
-          </w:tcPr>
-          <w:p>
-            <w:pPr>
-              <w:jc w:val="center"/>
-            </w:pPr>
-            <w:r>
-              <w:rPr>
-                <w:rFonts w:ascii="맑은 고딕" w:cs="맑은 고딕" w:eastAsia="맑은 고딕" w:hAnsi="맑은 고딕"/>
-                <w:b/>
-                <w:bCs/>
-                <w:i w:val="false"/>
-                <w:iCs w:val="false"/>
-                <w:color w:val="FFFFFF"/>
+            <w:shd w:fill="auto" w:val="clear"/>
+            <w:tcMar>
+              <w:top w:type="dxa" w:w="80"/>
+              <w:left w:type="dxa" w:w="120"/>
+              <w:bottom w:type="dxa" w:w="80"/>
+              <w:right w:type="dxa" w:w="120"/>
+            </w:tcMar>
+            <w:vAlign w:val="center"/>
+          </w:tcPr>
+          <w:p>
+            <w:pPr>
+              <w:jc w:val="center"/>
+            </w:pPr>
+            <w:r>
+              <w:rPr>
+                <w:rFonts w:ascii="맑은 고딕" w:cs="맑은 고딕" w:eastAsia="맑은 고딕" w:hAnsi="맑은 고딕"/>
+                <w:b/>
+                <w:bCs/>
+                <w:i w:val="false"/>
+                <w:iCs w:val="false"/>
+                <w:color w:val="auto"/>
                 <w:sz w:val="20"/>
                 <w:szCs w:val="20"/>
               </w:rPr>
@@ -227,27 +227,27 @@
         <w:tc>
           <w:tcPr>
             <w:tcW w:type="dxa" w:w="5200"/>
-            <w:shd w:fill="2F5496" w:val="clear"/>
-            <w:tcMar>
-              <w:top w:type="dxa" w:w="80"/>
-              <w:left w:type="dxa" w:w="120"/>
-              <w:bottom w:type="dxa" w:w="80"/>
-              <w:right w:type="dxa" w:w="120"/>
-            </w:tcMar>
-            <w:vAlign w:val="center"/>
-          </w:tcPr>
-          <w:p>
-            <w:pPr>
-              <w:jc w:val="center"/>
-            </w:pPr>
-            <w:r>
-              <w:rPr>
-                <w:rFonts w:ascii="맑은 고딕" w:cs="맑은 고딕" w:eastAsia="맑은 고딕" w:hAnsi="맑은 고딕"/>
-                <w:b/>
-                <w:bCs/>
-                <w:i w:val="false"/>
-                <w:iCs w:val="false"/>
-                <w:color w:val="FFFFFF"/>
+            <w:shd w:fill="auto" w:val="clear"/>
+            <w:tcMar>
+              <w:top w:type="dxa" w:w="80"/>
+              <w:left w:type="dxa" w:w="120"/>
+              <w:bottom w:type="dxa" w:w="80"/>
+              <w:right w:type="dxa" w:w="120"/>
+            </w:tcMar>
+            <w:vAlign w:val="center"/>
+          </w:tcPr>
+          <w:p>
+            <w:pPr>
+              <w:jc w:val="center"/>
+            </w:pPr>
+            <w:r>
+              <w:rPr>
+                <w:rFonts w:ascii="맑은 고딕" w:cs="맑은 고딕" w:eastAsia="맑은 고딕" w:hAnsi="맑은 고딕"/>
+                <w:b/>
+                <w:bCs/>
+                <w:i w:val="false"/>
+                <w:iCs w:val="false"/>
+                <w:color w:val="auto"/>
                 <w:sz w:val="20"/>
                 <w:szCs w:val="20"/>
               </w:rPr>
@@ -258,27 +258,27 @@
         <w:tc>
           <w:tcPr>
             <w:tcW w:type="dxa" w:w="3800"/>
-            <w:shd w:fill="2F5496" w:val="clear"/>
-            <w:tcMar>
-              <w:top w:type="dxa" w:w="80"/>
-              <w:left w:type="dxa" w:w="120"/>
-              <w:bottom w:type="dxa" w:w="80"/>
-              <w:right w:type="dxa" w:w="120"/>
-            </w:tcMar>
-            <w:vAlign w:val="center"/>
-          </w:tcPr>
-          <w:p>
-            <w:pPr>
-              <w:jc w:val="center"/>
-            </w:pPr>
-            <w:r>
-              <w:rPr>
-                <w:rFonts w:ascii="맑은 고딕" w:cs="맑은 고딕" w:eastAsia="맑은 고딕" w:hAnsi="맑은 고딕"/>
-                <w:b/>
-                <w:bCs/>
-                <w:i w:val="false"/>
-                <w:iCs w:val="false"/>
-                <w:color w:val="FFFFFF"/>
+            <w:shd w:fill="auto" w:val="clear"/>
+            <w:tcMar>
+              <w:top w:type="dxa" w:w="80"/>
+              <w:left w:type="dxa" w:w="120"/>
+              <w:bottom w:type="dxa" w:w="80"/>
+              <w:right w:type="dxa" w:w="120"/>
+            </w:tcMar>
+            <w:vAlign w:val="center"/>
+          </w:tcPr>
+          <w:p>
+            <w:pPr>
+              <w:jc w:val="center"/>
+            </w:pPr>
+            <w:r>
+              <w:rPr>
+                <w:rFonts w:ascii="맑은 고딕" w:cs="맑은 고딕" w:eastAsia="맑은 고딕" w:hAnsi="맑은 고딕"/>
+                <w:b/>
+                <w:bCs/>
+                <w:i w:val="false"/>
+                <w:iCs w:val="false"/>
+                <w:color w:val="auto"/>
                 <w:sz w:val="20"/>
                 <w:szCs w:val="20"/>
               </w:rPr>
@@ -320,7 +320,7 @@
         <w:tc>
           <w:tcPr>
             <w:tcW w:type="dxa" w:w="5200"/>
-            <w:shd w:fill="F2F2F2" w:val="clear"/>
+            <w:shd w:fill="auto" w:val="clear"/>
             <w:tcMar>
               <w:top w:type="dxa" w:w="80"/>
               <w:left w:type="dxa" w:w="120"/>
@@ -340,7 +340,7 @@
                 <w:bCs w:val="false"/>
                 <w:i/>
                 <w:iCs/>
-                <w:color w:val="808080"/>
+                <w:color w:val="auto"/>
                 <w:sz w:val="20"/>
                 <w:szCs w:val="20"/>
               </w:rPr>
@@ -351,7 +351,7 @@
         <w:tc>
           <w:tcPr>
             <w:tcW w:type="dxa" w:w="3800"/>
-            <w:shd w:fill="F2F2F2" w:val="clear"/>
+            <w:shd w:fill="auto" w:val="clear"/>
             <w:tcMar>
               <w:top w:type="dxa" w:w="80"/>
               <w:left w:type="dxa" w:w="120"/>
@@ -371,7 +371,7 @@
                 <w:bCs w:val="false"/>
                 <w:i/>
                 <w:iCs/>
-                <w:color w:val="C00000"/>
+                <w:color w:val="auto"/>
                 <w:sz w:val="18"/>
                 <w:szCs w:val="18"/>
               </w:rPr>
@@ -413,7 +413,7 @@
         <w:tc>
           <w:tcPr>
             <w:tcW w:type="dxa" w:w="5200"/>
-            <w:shd w:fill="F2F2F2" w:val="clear"/>
+            <w:shd w:fill="auto" w:val="clear"/>
             <w:tcMar>
               <w:top w:type="dxa" w:w="80"/>
               <w:left w:type="dxa" w:w="120"/>
@@ -433,7 +433,7 @@
                 <w:bCs w:val="false"/>
                 <w:i/>
                 <w:iCs/>
-                <w:color w:val="808080"/>
+                <w:color w:val="auto"/>
                 <w:sz w:val="20"/>
                 <w:szCs w:val="20"/>
               </w:rPr>
@@ -444,7 +444,7 @@
         <w:tc>
           <w:tcPr>
             <w:tcW w:type="dxa" w:w="3800"/>
-            <w:shd w:fill="F2F2F2" w:val="clear"/>
+            <w:shd w:fill="auto" w:val="clear"/>
             <w:tcMar>
               <w:top w:type="dxa" w:w="80"/>
               <w:left w:type="dxa" w:w="120"/>
@@ -464,7 +464,7 @@
                 <w:bCs w:val="false"/>
                 <w:i/>
                 <w:iCs/>
-                <w:color w:val="C00000"/>
+                <w:color w:val="auto"/>
                 <w:sz w:val="18"/>
                 <w:szCs w:val="18"/>
               </w:rPr>
@@ -506,7 +506,7 @@
         <w:tc>
           <w:tcPr>
             <w:tcW w:type="dxa" w:w="5200"/>
-            <w:shd w:fill="F2F2F2" w:val="clear"/>
+            <w:shd w:fill="auto" w:val="clear"/>
             <w:tcMar>
               <w:top w:type="dxa" w:w="80"/>
               <w:left w:type="dxa" w:w="120"/>
@@ -526,7 +526,7 @@
                 <w:bCs w:val="false"/>
                 <w:i/>
                 <w:iCs/>
-                <w:color w:val="808080"/>
+                <w:color w:val="auto"/>
                 <w:sz w:val="20"/>
                 <w:szCs w:val="20"/>
               </w:rPr>
@@ -537,7 +537,7 @@
         <w:tc>
           <w:tcPr>
             <w:tcW w:type="dxa" w:w="3800"/>
-            <w:shd w:fill="F2F2F2" w:val="clear"/>
+            <w:shd w:fill="auto" w:val="clear"/>
             <w:tcMar>
               <w:top w:type="dxa" w:w="80"/>
               <w:left w:type="dxa" w:w="120"/>
@@ -557,7 +557,7 @@
                 <w:bCs w:val="false"/>
                 <w:i/>
                 <w:iCs/>
-                <w:color w:val="C00000"/>
+                <w:color w:val="auto"/>
                 <w:sz w:val="18"/>
                 <w:szCs w:val="18"/>
               </w:rPr>
@@ -1383,7 +1383,7 @@
           <w:rFonts w:ascii="맑은 고딕" w:cs="맑은 고딕" w:eastAsia="맑은 고딕" w:hAnsi="맑은 고딕"/>
           <w:b/>
           <w:bCs/>
-          <w:color w:val="1F3864"/>
+          <w:color w:val="auto"/>
         </w:rPr>
         <w:t xml:space="preserve">부정문</w:t>
       </w:r>
@@ -1412,27 +1412,27 @@
         <w:tc>
           <w:tcPr>
             <w:tcW w:type="dxa" w:w="1600"/>
-            <w:shd w:fill="2F5496" w:val="clear"/>
-            <w:tcMar>
-              <w:top w:type="dxa" w:w="80"/>
-              <w:left w:type="dxa" w:w="120"/>
-              <w:bottom w:type="dxa" w:w="80"/>
-              <w:right w:type="dxa" w:w="120"/>
-            </w:tcMar>
-            <w:vAlign w:val="center"/>
-          </w:tcPr>
-          <w:p>
-            <w:pPr>
-              <w:jc w:val="center"/>
-            </w:pPr>
-            <w:r>
-              <w:rPr>
-                <w:rFonts w:ascii="맑은 고딕" w:cs="맑은 고딕" w:eastAsia="맑은 고딕" w:hAnsi="맑은 고딕"/>
-                <w:b/>
-                <w:bCs/>
-                <w:i w:val="false"/>
-                <w:iCs w:val="false"/>
-                <w:color w:val="FFFFFF"/>
+            <w:shd w:fill="auto" w:val="clear"/>
+            <w:tcMar>
+              <w:top w:type="dxa" w:w="80"/>
+              <w:left w:type="dxa" w:w="120"/>
+              <w:bottom w:type="dxa" w:w="80"/>
+              <w:right w:type="dxa" w:w="120"/>
+            </w:tcMar>
+            <w:vAlign w:val="center"/>
+          </w:tcPr>
+          <w:p>
+            <w:pPr>
+              <w:jc w:val="center"/>
+            </w:pPr>
+            <w:r>
+              <w:rPr>
+                <w:rFonts w:ascii="맑은 고딕" w:cs="맑은 고딕" w:eastAsia="맑은 고딕" w:hAnsi="맑은 고딕"/>
+                <w:b/>
+                <w:bCs/>
+                <w:i w:val="false"/>
+                <w:iCs w:val="false"/>
+                <w:color w:val="auto"/>
                 <w:sz w:val="20"/>
                 <w:szCs w:val="20"/>
               </w:rPr>
@@ -1443,27 +1443,27 @@
         <w:tc>
           <w:tcPr>
             <w:tcW w:type="dxa" w:w="5200"/>
-            <w:shd w:fill="2F5496" w:val="clear"/>
-            <w:tcMar>
-              <w:top w:type="dxa" w:w="80"/>
-              <w:left w:type="dxa" w:w="120"/>
-              <w:bottom w:type="dxa" w:w="80"/>
-              <w:right w:type="dxa" w:w="120"/>
-            </w:tcMar>
-            <w:vAlign w:val="center"/>
-          </w:tcPr>
-          <w:p>
-            <w:pPr>
-              <w:jc w:val="center"/>
-            </w:pPr>
-            <w:r>
-              <w:rPr>
-                <w:rFonts w:ascii="맑은 고딕" w:cs="맑은 고딕" w:eastAsia="맑은 고딕" w:hAnsi="맑은 고딕"/>
-                <w:b/>
-                <w:bCs/>
-                <w:i w:val="false"/>
-                <w:iCs w:val="false"/>
-                <w:color w:val="FFFFFF"/>
+            <w:shd w:fill="auto" w:val="clear"/>
+            <w:tcMar>
+              <w:top w:type="dxa" w:w="80"/>
+              <w:left w:type="dxa" w:w="120"/>
+              <w:bottom w:type="dxa" w:w="80"/>
+              <w:right w:type="dxa" w:w="120"/>
+            </w:tcMar>
+            <w:vAlign w:val="center"/>
+          </w:tcPr>
+          <w:p>
+            <w:pPr>
+              <w:jc w:val="center"/>
+            </w:pPr>
+            <w:r>
+              <w:rPr>
+                <w:rFonts w:ascii="맑은 고딕" w:cs="맑은 고딕" w:eastAsia="맑은 고딕" w:hAnsi="맑은 고딕"/>
+                <w:b/>
+                <w:bCs/>
+                <w:i w:val="false"/>
+                <w:iCs w:val="false"/>
+                <w:color w:val="auto"/>
                 <w:sz w:val="20"/>
                 <w:szCs w:val="20"/>
               </w:rPr>
@@ -1474,27 +1474,27 @@
         <w:tc>
           <w:tcPr>
             <w:tcW w:type="dxa" w:w="3800"/>
-            <w:shd w:fill="2F5496" w:val="clear"/>
-            <w:tcMar>
-              <w:top w:type="dxa" w:w="80"/>
-              <w:left w:type="dxa" w:w="120"/>
-              <w:bottom w:type="dxa" w:w="80"/>
-              <w:right w:type="dxa" w:w="120"/>
-            </w:tcMar>
-            <w:vAlign w:val="center"/>
-          </w:tcPr>
-          <w:p>
-            <w:pPr>
-              <w:jc w:val="center"/>
-            </w:pPr>
-            <w:r>
-              <w:rPr>
-                <w:rFonts w:ascii="맑은 고딕" w:cs="맑은 고딕" w:eastAsia="맑은 고딕" w:hAnsi="맑은 고딕"/>
-                <w:b/>
-                <w:bCs/>
-                <w:i w:val="false"/>
-                <w:iCs w:val="false"/>
-                <w:color w:val="FFFFFF"/>
+            <w:shd w:fill="auto" w:val="clear"/>
+            <w:tcMar>
+              <w:top w:type="dxa" w:w="80"/>
+              <w:left w:type="dxa" w:w="120"/>
+              <w:bottom w:type="dxa" w:w="80"/>
+              <w:right w:type="dxa" w:w="120"/>
+            </w:tcMar>
+            <w:vAlign w:val="center"/>
+          </w:tcPr>
+          <w:p>
+            <w:pPr>
+              <w:jc w:val="center"/>
+            </w:pPr>
+            <w:r>
+              <w:rPr>
+                <w:rFonts w:ascii="맑은 고딕" w:cs="맑은 고딕" w:eastAsia="맑은 고딕" w:hAnsi="맑은 고딕"/>
+                <w:b/>
+                <w:bCs/>
+                <w:i w:val="false"/>
+                <w:iCs w:val="false"/>
+                <w:color w:val="auto"/>
                 <w:sz w:val="20"/>
                 <w:szCs w:val="20"/>
               </w:rPr>
@@ -2515,27 +2515,27 @@
         <w:tc>
           <w:tcPr>
             <w:tcW w:type="dxa" w:w="5200"/>
-            <w:shd w:fill="FFF2CC" w:val="clear"/>
-            <w:tcMar>
-              <w:top w:type="dxa" w:w="80"/>
-              <w:left w:type="dxa" w:w="120"/>
-              <w:bottom w:type="dxa" w:w="80"/>
-              <w:right w:type="dxa" w:w="120"/>
-            </w:tcMar>
-            <w:vAlign w:val="center"/>
-          </w:tcPr>
-          <w:p>
-            <w:pPr>
-              <w:jc w:val="left"/>
-            </w:pPr>
-            <w:r>
-              <w:rPr>
-                <w:rFonts w:ascii="맑은 고딕" w:cs="맑은 고딕" w:eastAsia="맑은 고딕" w:hAnsi="맑은 고딕"/>
-                <w:b w:val="false"/>
-                <w:bCs w:val="false"/>
-                <w:i w:val="false"/>
-                <w:iCs w:val="false"/>
-                <w:color w:val="C00000"/>
+            <w:shd w:fill="auto" w:val="clear"/>
+            <w:tcMar>
+              <w:top w:type="dxa" w:w="80"/>
+              <w:left w:type="dxa" w:w="120"/>
+              <w:bottom w:type="dxa" w:w="80"/>
+              <w:right w:type="dxa" w:w="120"/>
+            </w:tcMar>
+            <w:vAlign w:val="center"/>
+          </w:tcPr>
+          <w:p>
+            <w:pPr>
+              <w:jc w:val="left"/>
+            </w:pPr>
+            <w:r>
+              <w:rPr>
+                <w:rFonts w:ascii="맑은 고딕" w:cs="맑은 고딕" w:eastAsia="맑은 고딕" w:hAnsi="맑은 고딕"/>
+                <w:b w:val="false"/>
+                <w:bCs w:val="false"/>
+                <w:i w:val="false"/>
+                <w:iCs w:val="false"/>
+                <w:color w:val="auto"/>
                 <w:sz w:val="20"/>
                 <w:szCs w:val="20"/>
               </w:rPr>
@@ -2546,7 +2546,7 @@
         <w:tc>
           <w:tcPr>
             <w:tcW w:type="dxa" w:w="3800"/>
-            <w:shd w:fill="FFF2CC" w:val="clear"/>
+            <w:shd w:fill="auto" w:val="clear"/>
             <w:tcMar>
               <w:top w:type="dxa" w:w="80"/>
               <w:left w:type="dxa" w:w="120"/>
@@ -2566,7 +2566,7 @@
                 <w:bCs w:val="false"/>
                 <w:i/>
                 <w:iCs/>
-                <w:color w:val="C00000"/>
+                <w:color w:val="auto"/>
                 <w:sz w:val="18"/>
                 <w:szCs w:val="18"/>
               </w:rPr>
@@ -2591,7 +2591,7 @@
           <w:rFonts w:ascii="맑은 고딕" w:cs="맑은 고딕" w:eastAsia="맑은 고딕" w:hAnsi="맑은 고딕"/>
           <w:b/>
           <w:bCs/>
-          <w:color w:val="1F3864"/>
+          <w:color w:val="auto"/>
         </w:rPr>
         <w:t xml:space="preserve">의문문 (확인 결과 오류 없음)</w:t>
       </w:r>
@@ -2620,27 +2620,27 @@
         <w:tc>
           <w:tcPr>
             <w:tcW w:type="dxa" w:w="1600"/>
-            <w:shd w:fill="2F5496" w:val="clear"/>
-            <w:tcMar>
-              <w:top w:type="dxa" w:w="80"/>
-              <w:left w:type="dxa" w:w="120"/>
-              <w:bottom w:type="dxa" w:w="80"/>
-              <w:right w:type="dxa" w:w="120"/>
-            </w:tcMar>
-            <w:vAlign w:val="center"/>
-          </w:tcPr>
-          <w:p>
-            <w:pPr>
-              <w:jc w:val="center"/>
-            </w:pPr>
-            <w:r>
-              <w:rPr>
-                <w:rFonts w:ascii="맑은 고딕" w:cs="맑은 고딕" w:eastAsia="맑은 고딕" w:hAnsi="맑은 고딕"/>
-                <w:b/>
-                <w:bCs/>
-                <w:i w:val="false"/>
-                <w:iCs w:val="false"/>
-                <w:color w:val="FFFFFF"/>
+            <w:shd w:fill="auto" w:val="clear"/>
+            <w:tcMar>
+              <w:top w:type="dxa" w:w="80"/>
+              <w:left w:type="dxa" w:w="120"/>
+              <w:bottom w:type="dxa" w:w="80"/>
+              <w:right w:type="dxa" w:w="120"/>
+            </w:tcMar>
+            <w:vAlign w:val="center"/>
+          </w:tcPr>
+          <w:p>
+            <w:pPr>
+              <w:jc w:val="center"/>
+            </w:pPr>
+            <w:r>
+              <w:rPr>
+                <w:rFonts w:ascii="맑은 고딕" w:cs="맑은 고딕" w:eastAsia="맑은 고딕" w:hAnsi="맑은 고딕"/>
+                <w:b/>
+                <w:bCs/>
+                <w:i w:val="false"/>
+                <w:iCs w:val="false"/>
+                <w:color w:val="auto"/>
                 <w:sz w:val="20"/>
                 <w:szCs w:val="20"/>
               </w:rPr>
@@ -2651,27 +2651,27 @@
         <w:tc>
           <w:tcPr>
             <w:tcW w:type="dxa" w:w="5200"/>
-            <w:shd w:fill="2F5496" w:val="clear"/>
-            <w:tcMar>
-              <w:top w:type="dxa" w:w="80"/>
-              <w:left w:type="dxa" w:w="120"/>
-              <w:bottom w:type="dxa" w:w="80"/>
-              <w:right w:type="dxa" w:w="120"/>
-            </w:tcMar>
-            <w:vAlign w:val="center"/>
-          </w:tcPr>
-          <w:p>
-            <w:pPr>
-              <w:jc w:val="center"/>
-            </w:pPr>
-            <w:r>
-              <w:rPr>
-                <w:rFonts w:ascii="맑은 고딕" w:cs="맑은 고딕" w:eastAsia="맑은 고딕" w:hAnsi="맑은 고딕"/>
-                <w:b/>
-                <w:bCs/>
-                <w:i w:val="false"/>
-                <w:iCs w:val="false"/>
-                <w:color w:val="FFFFFF"/>
+            <w:shd w:fill="auto" w:val="clear"/>
+            <w:tcMar>
+              <w:top w:type="dxa" w:w="80"/>
+              <w:left w:type="dxa" w:w="120"/>
+              <w:bottom w:type="dxa" w:w="80"/>
+              <w:right w:type="dxa" w:w="120"/>
+            </w:tcMar>
+            <w:vAlign w:val="center"/>
+          </w:tcPr>
+          <w:p>
+            <w:pPr>
+              <w:jc w:val="center"/>
+            </w:pPr>
+            <w:r>
+              <w:rPr>
+                <w:rFonts w:ascii="맑은 고딕" w:cs="맑은 고딕" w:eastAsia="맑은 고딕" w:hAnsi="맑은 고딕"/>
+                <w:b/>
+                <w:bCs/>
+                <w:i w:val="false"/>
+                <w:iCs w:val="false"/>
+                <w:color w:val="auto"/>
                 <w:sz w:val="20"/>
                 <w:szCs w:val="20"/>
               </w:rPr>
@@ -2682,27 +2682,27 @@
         <w:tc>
           <w:tcPr>
             <w:tcW w:type="dxa" w:w="3800"/>
-            <w:shd w:fill="2F5496" w:val="clear"/>
-            <w:tcMar>
-              <w:top w:type="dxa" w:w="80"/>
-              <w:left w:type="dxa" w:w="120"/>
-              <w:bottom w:type="dxa" w:w="80"/>
-              <w:right w:type="dxa" w:w="120"/>
-            </w:tcMar>
-            <w:vAlign w:val="center"/>
-          </w:tcPr>
-          <w:p>
-            <w:pPr>
-              <w:jc w:val="center"/>
-            </w:pPr>
-            <w:r>
-              <w:rPr>
-                <w:rFonts w:ascii="맑은 고딕" w:cs="맑은 고딕" w:eastAsia="맑은 고딕" w:hAnsi="맑은 고딕"/>
-                <w:b/>
-                <w:bCs/>
-                <w:i w:val="false"/>
-                <w:iCs w:val="false"/>
-                <w:color w:val="FFFFFF"/>
+            <w:shd w:fill="auto" w:val="clear"/>
+            <w:tcMar>
+              <w:top w:type="dxa" w:w="80"/>
+              <w:left w:type="dxa" w:w="120"/>
+              <w:bottom w:type="dxa" w:w="80"/>
+              <w:right w:type="dxa" w:w="120"/>
+            </w:tcMar>
+            <w:vAlign w:val="center"/>
+          </w:tcPr>
+          <w:p>
+            <w:pPr>
+              <w:jc w:val="center"/>
+            </w:pPr>
+            <w:r>
+              <w:rPr>
+                <w:rFonts w:ascii="맑은 고딕" w:cs="맑은 고딕" w:eastAsia="맑은 고딕" w:hAnsi="맑은 고딕"/>
+                <w:b/>
+                <w:bCs/>
+                <w:i w:val="false"/>
+                <w:iCs w:val="false"/>
+                <w:color w:val="auto"/>
                 <w:sz w:val="20"/>
                 <w:szCs w:val="20"/>
               </w:rPr>
@@ -3795,7 +3795,7 @@
           <w:rFonts w:ascii="맑은 고딕" w:cs="맑은 고딕" w:eastAsia="맑은 고딕" w:hAnsi="맑은 고딕"/>
           <w:b/>
           <w:bCs/>
-          <w:color w:val="1F3864"/>
+          <w:color w:val="auto"/>
         </w:rPr>
         <w:t xml:space="preserve">수동태 (원본에 9개 행만 존재 — 진행형 3종 없음, 마지막 행 공란)</w:t>
       </w:r>
@@ -3824,27 +3824,27 @@
         <w:tc>
           <w:tcPr>
             <w:tcW w:type="dxa" w:w="1600"/>
-            <w:shd w:fill="2F5496" w:val="clear"/>
-            <w:tcMar>
-              <w:top w:type="dxa" w:w="80"/>
-              <w:left w:type="dxa" w:w="120"/>
-              <w:bottom w:type="dxa" w:w="80"/>
-              <w:right w:type="dxa" w:w="120"/>
-            </w:tcMar>
-            <w:vAlign w:val="center"/>
-          </w:tcPr>
-          <w:p>
-            <w:pPr>
-              <w:jc w:val="center"/>
-            </w:pPr>
-            <w:r>
-              <w:rPr>
-                <w:rFonts w:ascii="맑은 고딕" w:cs="맑은 고딕" w:eastAsia="맑은 고딕" w:hAnsi="맑은 고딕"/>
-                <w:b/>
-                <w:bCs/>
-                <w:i w:val="false"/>
-                <w:iCs w:val="false"/>
-                <w:color w:val="FFFFFF"/>
+            <w:shd w:fill="auto" w:val="clear"/>
+            <w:tcMar>
+              <w:top w:type="dxa" w:w="80"/>
+              <w:left w:type="dxa" w:w="120"/>
+              <w:bottom w:type="dxa" w:w="80"/>
+              <w:right w:type="dxa" w:w="120"/>
+            </w:tcMar>
+            <w:vAlign w:val="center"/>
+          </w:tcPr>
+          <w:p>
+            <w:pPr>
+              <w:jc w:val="center"/>
+            </w:pPr>
+            <w:r>
+              <w:rPr>
+                <w:rFonts w:ascii="맑은 고딕" w:cs="맑은 고딕" w:eastAsia="맑은 고딕" w:hAnsi="맑은 고딕"/>
+                <w:b/>
+                <w:bCs/>
+                <w:i w:val="false"/>
+                <w:iCs w:val="false"/>
+                <w:color w:val="auto"/>
                 <w:sz w:val="20"/>
                 <w:szCs w:val="20"/>
               </w:rPr>
@@ -3855,27 +3855,27 @@
         <w:tc>
           <w:tcPr>
             <w:tcW w:type="dxa" w:w="5200"/>
-            <w:shd w:fill="2F5496" w:val="clear"/>
-            <w:tcMar>
-              <w:top w:type="dxa" w:w="80"/>
-              <w:left w:type="dxa" w:w="120"/>
-              <w:bottom w:type="dxa" w:w="80"/>
-              <w:right w:type="dxa" w:w="120"/>
-            </w:tcMar>
-            <w:vAlign w:val="center"/>
-          </w:tcPr>
-          <w:p>
-            <w:pPr>
-              <w:jc w:val="center"/>
-            </w:pPr>
-            <w:r>
-              <w:rPr>
-                <w:rFonts w:ascii="맑은 고딕" w:cs="맑은 고딕" w:eastAsia="맑은 고딕" w:hAnsi="맑은 고딕"/>
-                <w:b/>
-                <w:bCs/>
-                <w:i w:val="false"/>
-                <w:iCs w:val="false"/>
-                <w:color w:val="FFFFFF"/>
+            <w:shd w:fill="auto" w:val="clear"/>
+            <w:tcMar>
+              <w:top w:type="dxa" w:w="80"/>
+              <w:left w:type="dxa" w:w="120"/>
+              <w:bottom w:type="dxa" w:w="80"/>
+              <w:right w:type="dxa" w:w="120"/>
+            </w:tcMar>
+            <w:vAlign w:val="center"/>
+          </w:tcPr>
+          <w:p>
+            <w:pPr>
+              <w:jc w:val="center"/>
+            </w:pPr>
+            <w:r>
+              <w:rPr>
+                <w:rFonts w:ascii="맑은 고딕" w:cs="맑은 고딕" w:eastAsia="맑은 고딕" w:hAnsi="맑은 고딕"/>
+                <w:b/>
+                <w:bCs/>
+                <w:i w:val="false"/>
+                <w:iCs w:val="false"/>
+                <w:color w:val="auto"/>
                 <w:sz w:val="20"/>
                 <w:szCs w:val="20"/>
               </w:rPr>
@@ -3886,27 +3886,27 @@
         <w:tc>
           <w:tcPr>
             <w:tcW w:type="dxa" w:w="3800"/>
-            <w:shd w:fill="2F5496" w:val="clear"/>
-            <w:tcMar>
-              <w:top w:type="dxa" w:w="80"/>
-              <w:left w:type="dxa" w:w="120"/>
-              <w:bottom w:type="dxa" w:w="80"/>
-              <w:right w:type="dxa" w:w="120"/>
-            </w:tcMar>
-            <w:vAlign w:val="center"/>
-          </w:tcPr>
-          <w:p>
-            <w:pPr>
-              <w:jc w:val="center"/>
-            </w:pPr>
-            <w:r>
-              <w:rPr>
-                <w:rFonts w:ascii="맑은 고딕" w:cs="맑은 고딕" w:eastAsia="맑은 고딕" w:hAnsi="맑은 고딕"/>
-                <w:b/>
-                <w:bCs/>
-                <w:i w:val="false"/>
-                <w:iCs w:val="false"/>
-                <w:color w:val="FFFFFF"/>
+            <w:shd w:fill="auto" w:val="clear"/>
+            <w:tcMar>
+              <w:top w:type="dxa" w:w="80"/>
+              <w:left w:type="dxa" w:w="120"/>
+              <w:bottom w:type="dxa" w:w="80"/>
+              <w:right w:type="dxa" w:w="120"/>
+            </w:tcMar>
+            <w:vAlign w:val="center"/>
+          </w:tcPr>
+          <w:p>
+            <w:pPr>
+              <w:jc w:val="center"/>
+            </w:pPr>
+            <w:r>
+              <w:rPr>
+                <w:rFonts w:ascii="맑은 고딕" w:cs="맑은 고딕" w:eastAsia="맑은 고딕" w:hAnsi="맑은 고딕"/>
+                <w:b/>
+                <w:bCs/>
+                <w:i w:val="false"/>
+                <w:iCs w:val="false"/>
+                <w:color w:val="auto"/>
                 <w:sz w:val="20"/>
                 <w:szCs w:val="20"/>
               </w:rPr>
@@ -4482,27 +4482,27 @@
         <w:tc>
           <w:tcPr>
             <w:tcW w:type="dxa" w:w="5200"/>
-            <w:shd w:fill="FFF2CC" w:val="clear"/>
-            <w:tcMar>
-              <w:top w:type="dxa" w:w="80"/>
-              <w:left w:type="dxa" w:w="120"/>
-              <w:bottom w:type="dxa" w:w="80"/>
-              <w:right w:type="dxa" w:w="120"/>
-            </w:tcMar>
-            <w:vAlign w:val="center"/>
-          </w:tcPr>
-          <w:p>
-            <w:pPr>
-              <w:jc w:val="left"/>
-            </w:pPr>
-            <w:r>
-              <w:rPr>
-                <w:rFonts w:ascii="맑은 고딕" w:cs="맑은 고딕" w:eastAsia="맑은 고딕" w:hAnsi="맑은 고딕"/>
-                <w:b w:val="false"/>
-                <w:bCs w:val="false"/>
-                <w:i w:val="false"/>
-                <w:iCs w:val="false"/>
-                <w:color w:val="C00000"/>
+            <w:shd w:fill="auto" w:val="clear"/>
+            <w:tcMar>
+              <w:top w:type="dxa" w:w="80"/>
+              <w:left w:type="dxa" w:w="120"/>
+              <w:bottom w:type="dxa" w:w="80"/>
+              <w:right w:type="dxa" w:w="120"/>
+            </w:tcMar>
+            <w:vAlign w:val="center"/>
+          </w:tcPr>
+          <w:p>
+            <w:pPr>
+              <w:jc w:val="left"/>
+            </w:pPr>
+            <w:r>
+              <w:rPr>
+                <w:rFonts w:ascii="맑은 고딕" w:cs="맑은 고딕" w:eastAsia="맑은 고딕" w:hAnsi="맑은 고딕"/>
+                <w:b w:val="false"/>
+                <w:bCs w:val="false"/>
+                <w:i w:val="false"/>
+                <w:iCs w:val="false"/>
+                <w:color w:val="auto"/>
                 <w:sz w:val="20"/>
                 <w:szCs w:val="20"/>
               </w:rPr>
@@ -4513,7 +4513,7 @@
         <w:tc>
           <w:tcPr>
             <w:tcW w:type="dxa" w:w="3800"/>
-            <w:shd w:fill="FFF2CC" w:val="clear"/>
+            <w:shd w:fill="auto" w:val="clear"/>
             <w:tcMar>
               <w:top w:type="dxa" w:w="80"/>
               <w:left w:type="dxa" w:w="120"/>
@@ -4533,7 +4533,7 @@
                 <w:bCs w:val="false"/>
                 <w:i/>
                 <w:iCs/>
-                <w:color w:val="C00000"/>
+                <w:color w:val="auto"/>
                 <w:sz w:val="18"/>
                 <w:szCs w:val="18"/>
               </w:rPr>
@@ -4575,27 +4575,27 @@
         <w:tc>
           <w:tcPr>
             <w:tcW w:type="dxa" w:w="5200"/>
-            <w:shd w:fill="FFF2CC" w:val="clear"/>
-            <w:tcMar>
-              <w:top w:type="dxa" w:w="80"/>
-              <w:left w:type="dxa" w:w="120"/>
-              <w:bottom w:type="dxa" w:w="80"/>
-              <w:right w:type="dxa" w:w="120"/>
-            </w:tcMar>
-            <w:vAlign w:val="center"/>
-          </w:tcPr>
-          <w:p>
-            <w:pPr>
-              <w:jc w:val="left"/>
-            </w:pPr>
-            <w:r>
-              <w:rPr>
-                <w:rFonts w:ascii="맑은 고딕" w:cs="맑은 고딕" w:eastAsia="맑은 고딕" w:hAnsi="맑은 고딕"/>
-                <w:b w:val="false"/>
-                <w:bCs w:val="false"/>
-                <w:i w:val="false"/>
-                <w:iCs w:val="false"/>
-                <w:color w:val="C00000"/>
+            <w:shd w:fill="auto" w:val="clear"/>
+            <w:tcMar>
+              <w:top w:type="dxa" w:w="80"/>
+              <w:left w:type="dxa" w:w="120"/>
+              <w:bottom w:type="dxa" w:w="80"/>
+              <w:right w:type="dxa" w:w="120"/>
+            </w:tcMar>
+            <w:vAlign w:val="center"/>
+          </w:tcPr>
+          <w:p>
+            <w:pPr>
+              <w:jc w:val="left"/>
+            </w:pPr>
+            <w:r>
+              <w:rPr>
+                <w:rFonts w:ascii="맑은 고딕" w:cs="맑은 고딕" w:eastAsia="맑은 고딕" w:hAnsi="맑은 고딕"/>
+                <w:b w:val="false"/>
+                <w:bCs w:val="false"/>
+                <w:i w:val="false"/>
+                <w:iCs w:val="false"/>
+                <w:color w:val="auto"/>
                 <w:sz w:val="20"/>
                 <w:szCs w:val="20"/>
               </w:rPr>
@@ -4606,7 +4606,7 @@
         <w:tc>
           <w:tcPr>
             <w:tcW w:type="dxa" w:w="3800"/>
-            <w:shd w:fill="FFF2CC" w:val="clear"/>
+            <w:shd w:fill="auto" w:val="clear"/>
             <w:tcMar>
               <w:top w:type="dxa" w:w="80"/>
               <w:left w:type="dxa" w:w="120"/>
@@ -4626,7 +4626,7 @@
                 <w:bCs w:val="false"/>
                 <w:i/>
                 <w:iCs/>
-                <w:color w:val="C00000"/>
+                <w:color w:val="auto"/>
                 <w:sz w:val="18"/>
                 <w:szCs w:val="18"/>
               </w:rPr>
@@ -4668,7 +4668,7 @@
         <w:tc>
           <w:tcPr>
             <w:tcW w:type="dxa" w:w="5200"/>
-            <w:shd w:fill="FFF2CC" w:val="clear"/>
+            <w:shd w:fill="auto" w:val="clear"/>
             <w:tcMar>
               <w:top w:type="dxa" w:w="80"/>
               <w:left w:type="dxa" w:w="120"/>
@@ -4688,7 +4688,7 @@
                 <w:bCs w:val="false"/>
                 <w:i/>
                 <w:iCs/>
-                <w:color w:val="808080"/>
+                <w:color w:val="auto"/>
                 <w:sz w:val="20"/>
                 <w:szCs w:val="20"/>
               </w:rPr>
@@ -4699,7 +4699,7 @@
         <w:tc>
           <w:tcPr>
             <w:tcW w:type="dxa" w:w="3800"/>
-            <w:shd w:fill="FFF2CC" w:val="clear"/>
+            <w:shd w:fill="auto" w:val="clear"/>
             <w:tcMar>
               <w:top w:type="dxa" w:w="80"/>
               <w:left w:type="dxa" w:w="120"/>
@@ -4719,7 +4719,7 @@
                 <w:bCs w:val="false"/>
                 <w:i/>
                 <w:iCs/>
-                <w:color w:val="C00000"/>
+                <w:color w:val="auto"/>
                 <w:sz w:val="18"/>
                 <w:szCs w:val="18"/>
               </w:rPr>
@@ -4735,6 +4735,7 @@
       </w:pPr>
     </w:p>
     <w:sectPr>
+      <w:footerReference w:type="default" r:id="rId8"/>
       <w:pgSz w:w="12240" w:h="15840" w:orient="portrait"/>
       <w:pgMar w:top="1000" w:right="1000" w:bottom="1000" w:left="1000" w:header="708" w:footer="708" w:gutter="0"/>
       <w:pgNumType/>
@@ -4783,6 +4784,102 @@
     </w:p>
   </w:endnote>
 </w:endnotes>
+</file>
+
+<file path=word/footer1.xml><?xml version="1.0" encoding="utf-8"?>
+<w:ftr xmlns:w="http://schemas.openxmlformats.org/wordprocessingml/2006/main">
+  <w:p>
+    <w:pPr>
+      <w:jc w:val="center"/>
+    </w:pPr>
+    <w:r>
+      <w:rPr>
+        <w:sz w:val="18"/>
+        <w:szCs w:val="18"/>
+      </w:rPr>
+      <w:t xml:space="preserve">페이지 </w:t>
+    </w:r>
+    <w:r>
+      <w:rPr>
+        <w:sz w:val="18"/>
+        <w:szCs w:val="18"/>
+      </w:rPr>
+      <w:fldChar w:fldCharType="begin"/>
+    </w:r>
+    <w:r>
+      <w:rPr>
+        <w:sz w:val="18"/>
+        <w:szCs w:val="18"/>
+      </w:rPr>
+      <w:instrText xml:space="preserve"> PAGE </w:instrText>
+    </w:r>
+    <w:r>
+      <w:rPr>
+        <w:sz w:val="18"/>
+        <w:szCs w:val="18"/>
+      </w:rPr>
+      <w:fldChar w:fldCharType="separate"/>
+    </w:r>
+    <w:r>
+      <w:rPr>
+        <w:sz w:val="18"/>
+        <w:szCs w:val="18"/>
+        <w:noProof/>
+      </w:rPr>
+      <w:t>1</w:t>
+    </w:r>
+    <w:r>
+      <w:rPr>
+        <w:sz w:val="18"/>
+        <w:szCs w:val="18"/>
+      </w:rPr>
+      <w:fldChar w:fldCharType="end"/>
+    </w:r>
+    <w:r>
+      <w:rPr>
+        <w:sz w:val="18"/>
+        <w:szCs w:val="18"/>
+      </w:rPr>
+      <w:t xml:space="preserve"> / </w:t>
+    </w:r>
+    <w:r>
+      <w:rPr>
+        <w:sz w:val="18"/>
+        <w:szCs w:val="18"/>
+      </w:rPr>
+      <w:fldChar w:fldCharType="begin"/>
+    </w:r>
+    <w:r>
+      <w:rPr>
+        <w:sz w:val="18"/>
+        <w:szCs w:val="18"/>
+      </w:rPr>
+      <w:instrText xml:space="preserve"> NUMPAGES </w:instrText>
+    </w:r>
+    <w:r>
+      <w:rPr>
+        <w:sz w:val="18"/>
+        <w:szCs w:val="18"/>
+      </w:rPr>
+      <w:fldChar w:fldCharType="separate"/>
+    </w:r>
+    <w:r>
+      <w:rPr>
+        <w:sz w:val="18"/>
+        <w:szCs w:val="18"/>
+        <w:noProof/>
+      </w:rPr>
+      <w:t>1</w:t>
+    </w:r>
+    <w:r>
+      <w:rPr>
+        <w:sz w:val="18"/>
+        <w:szCs w:val="18"/>
+      </w:rPr>
+      <w:fldChar w:fldCharType="end"/>
+    </w:r>
+  </w:p>
+</w:ftr>
 </file>
 
 <file path=word/footnotes.xml><?xml version="1.0" encoding="utf-8"?>
@@ -4945,7 +5042,7 @@
     <w:next w:val="Normal"/>
     <w:qFormat/>
     <w:rPr>
-      <w:color w:val="2E74B5"/>
+      <w:color w:val="auto"/>
       <w:sz w:val="32"/>
       <w:szCs w:val="32"/>
     </w:rPr>
@@ -4956,7 +5053,7 @@
     <w:next w:val="Normal"/>
     <w:qFormat/>
     <w:rPr>
-      <w:color w:val="2E74B5"/>
+      <w:color w:val="auto"/>
       <w:sz w:val="26"/>
       <w:szCs w:val="26"/>
     </w:rPr>
@@ -4967,7 +5064,7 @@
     <w:next w:val="Normal"/>
     <w:qFormat/>
     <w:rPr>
-      <w:color w:val="1F4D78"/>
+      <w:color w:val="auto"/>
       <w:sz w:val="24"/>
       <w:szCs w:val="24"/>
     </w:rPr>
@@ -4980,7 +5077,7 @@
     <w:rPr>
       <w:i/>
       <w:iCs/>
-      <w:color w:val="2E74B5"/>
+      <w:color w:val="auto"/>
     </w:rPr>
   </w:style>
   <w:style w:type="paragraph" w:styleId="Heading5">
@@ -4989,7 +5086,7 @@
     <w:next w:val="Normal"/>
     <w:qFormat/>
     <w:rPr>
-      <w:color w:val="2E74B5"/>
+      <w:color w:val="auto"/>
     </w:rPr>
   </w:style>
   <w:style w:type="paragraph" w:styleId="Heading6">
@@ -4998,7 +5095,7 @@
     <w:next w:val="Normal"/>
     <w:qFormat/>
     <w:rPr>
-      <w:color w:val="1F4D78"/>
+      <w:color w:val="auto"/>
     </w:rPr>
   </w:style>
   <w:style w:type="paragraph" w:styleId="Strong">
@@ -5022,7 +5119,7 @@
     <w:uiPriority w:val="99"/>
     <w:unhideWhenUsed/>
     <w:rPr>
-      <w:color w:val="0563C1"/>
+      <w:color w:val="auto"/>
       <w:u w:val="single"/>
     </w:rPr>
   </w:style>
